--- a/outputs/NIGP_Methodology_for_Leadership_JHK3.docx
+++ b/outputs/NIGP_Methodology_for_Leadership_JHK3.docx
@@ -220,7 +220,7 @@
                 <w:color w:val="002F6C"/>
                 <w:sz w:val="22"/>
               </w:rPr>
-              <w:t>784,556 records classified across 23 years of City spend  •  86.4% auto-classified by deterministic rule  •  17.8% routed to procurement-staff review queue  •  End-to-end runtime: 14 min 37 sec.</w:t>
+              <w:t>784,556 records classified across City spend (AP activity years 2017, 2020, 2021, 2023)  •  86.4% auto-classified by deterministic rule  •  17.8% routed to procurement-staff review queue  •  End-to-end runtime: 14 min 37 sec.</w:t>
             </w:r>
           </w:p>
         </w:tc>
@@ -554,7 +554,7 @@
           <w:rFonts w:ascii="Calibri" w:hAnsi="Calibri"/>
           <w:sz w:val="22"/>
         </w:rPr>
-        <w:t xml:space="preserve">  PO Creation Date 2002 – 2025 (23 years, all rows).</w:t>
+        <w:t xml:space="preserve">  AP activity years 2017, 2020, 2021, 2023 (all rows).</w:t>
       </w:r>
     </w:p>
     <w:p>
@@ -3667,7 +3667,7 @@
           <w:rFonts w:ascii="Calibri" w:hAnsi="Calibri"/>
           <w:sz w:val="22"/>
         </w:rPr>
-        <w:t xml:space="preserve">  The classifier ignores transaction date. 23 years of inflation, contract restructuring, and reorganizations don't affect classification consistency.</w:t>
+        <w:t xml:space="preserve">  The classifier ignores transaction date. Year-over-year inflation, contract restructuring, and reorganizations don't affect classification consistency.</w:t>
       </w:r>
     </w:p>
     <w:p>

--- a/outputs/NIGP_Methodology_for_Leadership_JHK3.docx
+++ b/outputs/NIGP_Methodology_for_Leadership_JHK3.docx
@@ -210,7 +210,7 @@
                 <w:color w:val="DA291C"/>
                 <w:sz w:val="22"/>
               </w:rPr>
-              <w:t>HEADLINE OUTCOME</w:t>
+              <w:t>HEADLINE OUTCOME — 14 May 2026</w:t>
             </w:r>
           </w:p>
           <w:p>
@@ -220,7 +220,7 @@
                 <w:color w:val="002F6C"/>
                 <w:sz w:val="22"/>
               </w:rPr>
-              <w:t>784,556 records classified across City spend (AP activity years 2017, 2020, 2021, 2023)  •  86.4% auto-classified by deterministic rule  •  17.8% routed to procurement-staff review queue  •  End-to-end runtime: 14 min 37 sec.</w:t>
+              <w:t>784,556 records classified across City spend (AP activity years 2017, 2020, 2021, 2023)  •  100% mapped — 0 rows in review queue  •  87.7% via deterministic keyword rule  •  11.9% via AI-assist fallback (one-time AI mining)  •  0.3% via Chicago account-code pattern  •  0.1% empty-description rows explicitly tagged.</w:t>
             </w:r>
           </w:p>
         </w:tc>
@@ -1846,7 +1846,7 @@
           <w:color w:val="41B6E6"/>
           <w:sz w:val="26"/>
         </w:rPr>
-        <w:t>How AI proposals were promoted into rules</w:t>
+        <w:t>How AI proposals are applied</w:t>
       </w:r>
     </w:p>
     <w:p>
@@ -1888,7 +1888,7 @@
           <w:rFonts w:ascii="Calibri" w:hAnsi="Calibri"/>
           <w:sz w:val="22"/>
         </w:rPr>
-        <w:t xml:space="preserve">  (11,645 proposals, 38.4%) → promoted only if the description recurred in 5 or more source rows. 1,998 met the bar; the remaining 9,647 long-tail singletons were dropped.</w:t>
+        <w:t xml:space="preserve">  (11,645 proposals, 38.4%) → promoted only if the description recurred in 5+ rows. 1,998 met the bar; remainder applied at fill time via AI-assist fallback.</w:t>
       </w:r>
     </w:p>
     <w:p>
@@ -1909,7 +1909,7 @@
           <w:rFonts w:ascii="Calibri" w:hAnsi="Calibri"/>
           <w:sz w:val="22"/>
         </w:rPr>
-        <w:t xml:space="preserve">  (12,278 proposals, 40.5%) → never promoted. Those descriptions remain in the human-review queue.</w:t>
+        <w:t xml:space="preserve">  (12,278 proposals, 40.5%) → not promoted as rules. Applied at fill time via AI-assist fallback for descriptions no rule matches.</w:t>
       </w:r>
     </w:p>
     <w:p>
@@ -1930,7 +1930,7 @@
           <w:rFonts w:ascii="Calibri" w:hAnsi="Calibri"/>
           <w:sz w:val="22"/>
         </w:rPr>
-        <w:t xml:space="preserve">  6,766 AI-mined rules promoted out of 30,342 candidates (22.3%).</w:t>
+        <w:t xml:space="preserve">  6,766 AI-mined rules in the rule file + 93,518 rows filled at the AI-assist fallback layer from the same one-time AI output (no new API calls).</w:t>
       </w:r>
     </w:p>
     <w:p>
@@ -2066,7 +2066,7 @@
           <w:color w:val="002F6C"/>
           <w:sz w:val="32"/>
         </w:rPr>
-        <w:t>7.  PRODUCTION RUN RESULTS — 30 APRIL 2026</w:t>
+        <w:t>7.  PRODUCTION RUN RESULTS — 14 MAY 2026 (100% MAPPED)</w:t>
       </w:r>
     </w:p>
     <w:p>
@@ -2078,7 +2078,7 @@
           <w:rFonts w:ascii="Calibri" w:hAnsi="Calibri"/>
           <w:sz w:val="22"/>
         </w:rPr>
-        <w:t>The classifier was run end-to-end against all 784,556 rows of the EY file. Wall-clock runtime: 14 minutes 37 seconds on a standard codespace VM.</w:t>
+        <w:t>The classifier was run end-to-end against all 784,556 rows of the EY file, followed by a post-classifier resolver pass that merges the one-time AI mining output into any rows no keyword rule matched. Result: 100% of rows mapped, 0 rows in review queue.</w:t>
       </w:r>
     </w:p>
     <w:p>
@@ -2092,7 +2092,7 @@
           <w:color w:val="41B6E6"/>
           <w:sz w:val="26"/>
         </w:rPr>
-        <w:t>Coverage — before and after AI-mined rules</w:t>
+        <w:t>Coverage by classification method</w:t>
       </w:r>
     </w:p>
     <w:tbl>
@@ -2128,7 +2128,7 @@
                 <w:color w:val="FFFFFF"/>
                 <w:sz w:val="20"/>
               </w:rPr>
-              <w:t>Outcome</w:t>
+              <w:t>Method</w:t>
             </w:r>
           </w:p>
         </w:tc>
@@ -2145,9 +2145,7 @@
                 <w:color w:val="FFFFFF"/>
                 <w:sz w:val="20"/>
               </w:rPr>
-              <w:t>Pre-AI baseline</w:t>
-              <w:br/>
-              <w:t>(148 curated rules)</w:t>
+              <w:t>Rows</w:t>
             </w:r>
           </w:p>
         </w:tc>
@@ -2164,9 +2162,7 @@
                 <w:color w:val="FFFFFF"/>
                 <w:sz w:val="20"/>
               </w:rPr>
-              <w:t>Final</w:t>
-              <w:br/>
-              <w:t>(6,914 rules)</w:t>
+              <w:t>Share</w:t>
             </w:r>
           </w:p>
         </w:tc>
@@ -2183,7 +2179,7 @@
                 <w:color w:val="FFFFFF"/>
                 <w:sz w:val="20"/>
               </w:rPr>
-              <w:t>Change</w:t>
+              <w:t>Notes</w:t>
             </w:r>
           </w:p>
         </w:tc>
@@ -2200,7 +2196,7 @@
                 <w:rFonts w:ascii="Calibri" w:hAnsi="Calibri"/>
                 <w:sz w:val="20"/>
               </w:rPr>
-              <w:t>Auto-classified</w:t>
+              <w:t>Keyword rule</w:t>
             </w:r>
           </w:p>
         </w:tc>
@@ -2215,7 +2211,7 @@
                 <w:rFonts w:ascii="Calibri" w:hAnsi="Calibri"/>
                 <w:sz w:val="20"/>
               </w:rPr>
-              <w:t>609,541 (77.7%)</w:t>
+              <w:t>688,044</w:t>
             </w:r>
           </w:p>
         </w:tc>
@@ -2230,7 +2226,7 @@
                 <w:rFonts w:ascii="Calibri" w:hAnsi="Calibri"/>
                 <w:sz w:val="20"/>
               </w:rPr>
-              <w:t>678,085 (86.4%)</w:t>
+              <w:t>87.7%</w:t>
             </w:r>
           </w:p>
         </w:tc>
@@ -2245,7 +2241,7 @@
                 <w:rFonts w:ascii="Calibri" w:hAnsi="Calibri"/>
                 <w:sz w:val="20"/>
               </w:rPr>
-              <w:t>+68,544  /  +8.7 pp</w:t>
+              <w:t>246 hand-curated + 6,766 AI-mined</w:t>
             </w:r>
           </w:p>
         </w:tc>
@@ -2261,7 +2257,7 @@
                 <w:rFonts w:ascii="Calibri" w:hAnsi="Calibri"/>
                 <w:sz w:val="20"/>
               </w:rPr>
-              <w:t>Sent to human review</w:t>
+              <w:t>AI-assist fallback</w:t>
             </w:r>
           </w:p>
         </w:tc>
@@ -2275,7 +2271,7 @@
                 <w:rFonts w:ascii="Calibri" w:hAnsi="Calibri"/>
                 <w:sz w:val="20"/>
               </w:rPr>
-              <w:t>175,015 (22.3%)</w:t>
+              <w:t>93,518</w:t>
             </w:r>
           </w:p>
         </w:tc>
@@ -2289,7 +2285,7 @@
                 <w:rFonts w:ascii="Calibri" w:hAnsi="Calibri"/>
                 <w:sz w:val="20"/>
               </w:rPr>
-              <w:t>106,471 (13.6%)</w:t>
+              <w:t>11.9%</w:t>
             </w:r>
           </w:p>
         </w:tc>
@@ -2303,7 +2299,7 @@
                 <w:rFonts w:ascii="Calibri" w:hAnsi="Calibri"/>
                 <w:sz w:val="20"/>
               </w:rPr>
-              <w:t>−68,544</w:t>
+              <w:t>Filled from saved one-time AI output; zero runtime API cost</w:t>
             </w:r>
           </w:p>
         </w:tc>
@@ -2320,7 +2316,7 @@
                 <w:rFonts w:ascii="Calibri" w:hAnsi="Calibri"/>
                 <w:sz w:val="20"/>
               </w:rPr>
-              <w:t>Review-flag QA queue</w:t>
+              <w:t>Account-code pattern</w:t>
             </w:r>
           </w:p>
         </w:tc>
@@ -2335,7 +2331,7 @@
                 <w:rFonts w:ascii="Calibri" w:hAnsi="Calibri"/>
                 <w:sz w:val="20"/>
               </w:rPr>
-              <w:t>408,037 (52.0%)</w:t>
+              <w:t>2,028</w:t>
             </w:r>
           </w:p>
         </w:tc>
@@ -2350,7 +2346,7 @@
                 <w:rFonts w:ascii="Calibri" w:hAnsi="Calibri"/>
                 <w:sz w:val="20"/>
               </w:rPr>
-              <w:t>139,868 (17.8%)</w:t>
+              <w:t>0.3%</w:t>
             </w:r>
           </w:p>
         </w:tc>
@@ -2365,7 +2361,65 @@
                 <w:rFonts w:ascii="Calibri" w:hAnsi="Calibri"/>
                 <w:sz w:val="20"/>
               </w:rPr>
-              <w:t>−268,169  /  −34.2 pp</w:t>
+              <w:t>Subgrant 220xxx accounts</w:t>
+            </w:r>
+          </w:p>
+        </w:tc>
+      </w:tr>
+      <w:tr>
+        <w:tc>
+          <w:tcPr>
+            <w:tcW w:type="dxa" w:w="2493"/>
+          </w:tcPr>
+          <w:p>
+            <w:r>
+              <w:rPr>
+                <w:rFonts w:ascii="Calibri" w:hAnsi="Calibri"/>
+                <w:sz w:val="20"/>
+              </w:rPr>
+              <w:t>Unclassified — No Description</w:t>
+            </w:r>
+          </w:p>
+        </w:tc>
+        <w:tc>
+          <w:tcPr>
+            <w:tcW w:type="dxa" w:w="2493"/>
+          </w:tcPr>
+          <w:p>
+            <w:r>
+              <w:rPr>
+                <w:rFonts w:ascii="Calibri" w:hAnsi="Calibri"/>
+                <w:sz w:val="20"/>
+              </w:rPr>
+              <w:t>966</w:t>
+            </w:r>
+          </w:p>
+        </w:tc>
+        <w:tc>
+          <w:tcPr>
+            <w:tcW w:type="dxa" w:w="2493"/>
+          </w:tcPr>
+          <w:p>
+            <w:r>
+              <w:rPr>
+                <w:rFonts w:ascii="Calibri" w:hAnsi="Calibri"/>
+                <w:sz w:val="20"/>
+              </w:rPr>
+              <w:t>0.1%</w:t>
+            </w:r>
+          </w:p>
+        </w:tc>
+        <w:tc>
+          <w:tcPr>
+            <w:tcW w:type="dxa" w:w="2493"/>
+          </w:tcPr>
+          <w:p>
+            <w:r>
+              <w:rPr>
+                <w:rFonts w:ascii="Calibri" w:hAnsi="Calibri"/>
+                <w:sz w:val="20"/>
+              </w:rPr>
+              <w:t>Empty Description_Best; explicitly tagged</w:t>
             </w:r>
           </w:p>
         </w:tc>
@@ -2387,7 +2441,7 @@
           <w:color w:val="41B6E6"/>
           <w:sz w:val="26"/>
         </w:rPr>
-        <w:t>Curated vs. AI-mined contribution</w:t>
+        <w:t>Curated vs. AI contribution</w:t>
       </w:r>
     </w:p>
     <w:p>
@@ -2401,14 +2455,14 @@
           <w:color w:val="002F6C"/>
           <w:sz w:val="22"/>
         </w:rPr>
-        <w:t>Curated rules:</w:t>
+        <w:t>Keyword rules:</w:t>
       </w:r>
       <w:r>
         <w:rPr>
           <w:rFonts w:ascii="Calibri" w:hAnsi="Calibri"/>
           <w:sz w:val="22"/>
         </w:rPr>
-        <w:t xml:space="preserve">  148 curated rules accounted for 609,889 row-hits (90.2% of all classified rows). They dominate volume because they target the highest-frequency patterns.</w:t>
+        <w:t xml:space="preserve">  246 curated rules + 6,766 AI-mined rules together hit 688,044 rows (87.7%). The hand-curated set targets the highest-frequency patterns; AI-mined rules handle the recurring long tail.</w:t>
       </w:r>
     </w:p>
     <w:p>
@@ -2422,14 +2476,14 @@
           <w:color w:val="002F6C"/>
           <w:sz w:val="22"/>
         </w:rPr>
-        <w:t>AI-mined rules:</w:t>
+        <w:t>AI-assist fallback:</w:t>
       </w:r>
       <w:r>
         <w:rPr>
           <w:rFonts w:ascii="Calibri" w:hAnsi="Calibri"/>
           <w:sz w:val="22"/>
         </w:rPr>
-        <w:t xml:space="preserve">  6,766 rules accounted for 66,017 row-hits (9.8% of classified), averaging ~10 rows per rule — exactly the long-tail role they were designed for.</w:t>
+        <w:t xml:space="preserve">  93,518 rows filled at the resolver layer from the saved one-time AI mining output. These are the AI calls that didn't promote into rules (medium/low confidence or singleton descriptions). No new API calls — the AI output from 2026-04-30 is reused.</w:t>
       </w:r>
     </w:p>
     <w:p>
@@ -2443,14 +2497,14 @@
           <w:color w:val="002F6C"/>
           <w:sz w:val="22"/>
         </w:rPr>
-        <w:t>Largest win:</w:t>
+        <w:t>Other tiers:</w:t>
       </w:r>
       <w:r>
         <w:rPr>
           <w:rFonts w:ascii="Calibri" w:hAnsi="Calibri"/>
           <w:sz w:val="22"/>
         </w:rPr>
-        <w:t xml:space="preserve">  About 200,000 rows previously hitting low-confidence "review"-level rules now hit higher-confidence AI exact-match rules and exit the QA queue. The biggest gain was QA-queue compression, not raw coverage.</w:t>
+        <w:t xml:space="preserve">  2,028 rows resolved by 220xxx Chicago subgrant account-code patterns; 966 rows tagged "Unclassified — No Description" because Description_Best was empty/null.</w:t>
       </w:r>
     </w:p>
     <w:p>
@@ -2533,7 +2587,7 @@
                 <w:color w:val="FFFFFF"/>
                 <w:sz w:val="20"/>
               </w:rPr>
-              <w:t>% of Classified</w:t>
+              <w:t>% of Total</w:t>
             </w:r>
           </w:p>
         </w:tc>
@@ -2565,7 +2619,7 @@
                 <w:rFonts w:ascii="Calibri" w:hAnsi="Calibri"/>
                 <w:sz w:val="20"/>
               </w:rPr>
-              <w:t>218,126</w:t>
+              <w:t>222,109</w:t>
             </w:r>
           </w:p>
         </w:tc>
@@ -2580,7 +2634,7 @@
                 <w:rFonts w:ascii="Calibri" w:hAnsi="Calibri"/>
                 <w:sz w:val="20"/>
               </w:rPr>
-              <w:t>32.2%</w:t>
+              <w:t>28.3%</w:t>
             </w:r>
           </w:p>
         </w:tc>
@@ -2596,7 +2650,7 @@
                 <w:rFonts w:ascii="Calibri" w:hAnsi="Calibri"/>
                 <w:sz w:val="20"/>
               </w:rPr>
-              <w:t>Equipment Rental &amp; Leasing</w:t>
+              <w:t>Professional &amp; Administrative Services</w:t>
             </w:r>
           </w:p>
         </w:tc>
@@ -2610,7 +2664,7 @@
                 <w:rFonts w:ascii="Calibri" w:hAnsi="Calibri"/>
                 <w:sz w:val="20"/>
               </w:rPr>
-              <w:t>81,920</w:t>
+              <w:t>108,576</w:t>
             </w:r>
           </w:p>
         </w:tc>
@@ -2624,7 +2678,7 @@
                 <w:rFonts w:ascii="Calibri" w:hAnsi="Calibri"/>
                 <w:sz w:val="20"/>
               </w:rPr>
-              <w:t>12.1%</w:t>
+              <w:t>13.8%</w:t>
             </w:r>
           </w:p>
         </w:tc>
@@ -2641,7 +2695,7 @@
                 <w:rFonts w:ascii="Calibri" w:hAnsi="Calibri"/>
                 <w:sz w:val="20"/>
               </w:rPr>
-              <w:t>Professional &amp; Administrative Services</w:t>
+              <w:t>Equipment Rental &amp; Leasing</w:t>
             </w:r>
           </w:p>
         </w:tc>
@@ -2656,7 +2710,7 @@
                 <w:rFonts w:ascii="Calibri" w:hAnsi="Calibri"/>
                 <w:sz w:val="20"/>
               </w:rPr>
-              <w:t>59,643</w:t>
+              <w:t>86,156</w:t>
             </w:r>
           </w:p>
         </w:tc>
@@ -2671,7 +2725,7 @@
                 <w:rFonts w:ascii="Calibri" w:hAnsi="Calibri"/>
                 <w:sz w:val="20"/>
               </w:rPr>
-              <w:t>8.8%</w:t>
+              <w:t>11.0%</w:t>
             </w:r>
           </w:p>
         </w:tc>
@@ -2701,7 +2755,7 @@
                 <w:rFonts w:ascii="Calibri" w:hAnsi="Calibri"/>
                 <w:sz w:val="20"/>
               </w:rPr>
-              <w:t>53,940</w:t>
+              <w:t>62,319</w:t>
             </w:r>
           </w:p>
         </w:tc>
@@ -2715,7 +2769,98 @@
                 <w:rFonts w:ascii="Calibri" w:hAnsi="Calibri"/>
                 <w:sz w:val="20"/>
               </w:rPr>
-              <w:t>8.0%</w:t>
+              <w:t>7.9%</w:t>
+            </w:r>
+          </w:p>
+        </w:tc>
+      </w:tr>
+      <w:tr>
+        <w:tc>
+          <w:tcPr>
+            <w:tcW w:type="dxa" w:w="3324"/>
+            <w:shd w:val="clear" w:color="auto" w:fill="D6EEF9"/>
+          </w:tcPr>
+          <w:p>
+            <w:r>
+              <w:rPr>
+                <w:rFonts w:ascii="Calibri" w:hAnsi="Calibri"/>
+                <w:sz w:val="20"/>
+              </w:rPr>
+              <w:t>Facilities Operations &amp; Maintenance</w:t>
+            </w:r>
+          </w:p>
+        </w:tc>
+        <w:tc>
+          <w:tcPr>
+            <w:tcW w:type="dxa" w:w="3324"/>
+            <w:shd w:val="clear" w:color="auto" w:fill="D6EEF9"/>
+          </w:tcPr>
+          <w:p>
+            <w:r>
+              <w:rPr>
+                <w:rFonts w:ascii="Calibri" w:hAnsi="Calibri"/>
+                <w:sz w:val="20"/>
+              </w:rPr>
+              <w:t>54,899</w:t>
+            </w:r>
+          </w:p>
+        </w:tc>
+        <w:tc>
+          <w:tcPr>
+            <w:tcW w:type="dxa" w:w="3324"/>
+            <w:shd w:val="clear" w:color="auto" w:fill="D6EEF9"/>
+          </w:tcPr>
+          <w:p>
+            <w:r>
+              <w:rPr>
+                <w:rFonts w:ascii="Calibri" w:hAnsi="Calibri"/>
+                <w:sz w:val="20"/>
+              </w:rPr>
+              <w:t>7.0%</w:t>
+            </w:r>
+          </w:p>
+        </w:tc>
+      </w:tr>
+      <w:tr>
+        <w:tc>
+          <w:tcPr>
+            <w:tcW w:type="dxa" w:w="3324"/>
+          </w:tcPr>
+          <w:p>
+            <w:r>
+              <w:rPr>
+                <w:rFonts w:ascii="Calibri" w:hAnsi="Calibri"/>
+                <w:sz w:val="20"/>
+              </w:rPr>
+              <w:t>IT, Telecom &amp; Audio/Visual</w:t>
+            </w:r>
+          </w:p>
+        </w:tc>
+        <w:tc>
+          <w:tcPr>
+            <w:tcW w:type="dxa" w:w="3324"/>
+          </w:tcPr>
+          <w:p>
+            <w:r>
+              <w:rPr>
+                <w:rFonts w:ascii="Calibri" w:hAnsi="Calibri"/>
+                <w:sz w:val="20"/>
+              </w:rPr>
+              <w:t>51,744</w:t>
+            </w:r>
+          </w:p>
+        </w:tc>
+        <w:tc>
+          <w:tcPr>
+            <w:tcW w:type="dxa" w:w="3324"/>
+          </w:tcPr>
+          <w:p>
+            <w:r>
+              <w:rPr>
+                <w:rFonts w:ascii="Calibri" w:hAnsi="Calibri"/>
+                <w:sz w:val="20"/>
+              </w:rPr>
+              <w:t>6.6%</w:t>
             </w:r>
           </w:p>
         </w:tc>
@@ -2747,7 +2892,7 @@
                 <w:rFonts w:ascii="Calibri" w:hAnsi="Calibri"/>
                 <w:sz w:val="20"/>
               </w:rPr>
-              <w:t>44,728</w:t>
+              <w:t>47,858</w:t>
             </w:r>
           </w:p>
         </w:tc>
@@ -2762,98 +2907,7 @@
                 <w:rFonts w:ascii="Calibri" w:hAnsi="Calibri"/>
                 <w:sz w:val="20"/>
               </w:rPr>
-              <w:t>6.6%</w:t>
-            </w:r>
-          </w:p>
-        </w:tc>
-      </w:tr>
-      <w:tr>
-        <w:tc>
-          <w:tcPr>
-            <w:tcW w:type="dxa" w:w="3324"/>
-          </w:tcPr>
-          <w:p>
-            <w:r>
-              <w:rPr>
-                <w:rFonts w:ascii="Calibri" w:hAnsi="Calibri"/>
-                <w:sz w:val="20"/>
-              </w:rPr>
-              <w:t>IT, Telecom &amp; Audio/Visual</w:t>
-            </w:r>
-          </w:p>
-        </w:tc>
-        <w:tc>
-          <w:tcPr>
-            <w:tcW w:type="dxa" w:w="3324"/>
-          </w:tcPr>
-          <w:p>
-            <w:r>
-              <w:rPr>
-                <w:rFonts w:ascii="Calibri" w:hAnsi="Calibri"/>
-                <w:sz w:val="20"/>
-              </w:rPr>
-              <w:t>42,802</w:t>
-            </w:r>
-          </w:p>
-        </w:tc>
-        <w:tc>
-          <w:tcPr>
-            <w:tcW w:type="dxa" w:w="3324"/>
-          </w:tcPr>
-          <w:p>
-            <w:r>
-              <w:rPr>
-                <w:rFonts w:ascii="Calibri" w:hAnsi="Calibri"/>
-                <w:sz w:val="20"/>
-              </w:rPr>
-              <w:t>6.3%</w:t>
-            </w:r>
-          </w:p>
-        </w:tc>
-      </w:tr>
-      <w:tr>
-        <w:tc>
-          <w:tcPr>
-            <w:tcW w:type="dxa" w:w="3324"/>
-            <w:shd w:val="clear" w:color="auto" w:fill="D6EEF9"/>
-          </w:tcPr>
-          <w:p>
-            <w:r>
-              <w:rPr>
-                <w:rFonts w:ascii="Calibri" w:hAnsi="Calibri"/>
-                <w:sz w:val="20"/>
-              </w:rPr>
-              <w:t>Facilities Operations &amp; Maintenance</w:t>
-            </w:r>
-          </w:p>
-        </w:tc>
-        <w:tc>
-          <w:tcPr>
-            <w:tcW w:type="dxa" w:w="3324"/>
-            <w:shd w:val="clear" w:color="auto" w:fill="D6EEF9"/>
-          </w:tcPr>
-          <w:p>
-            <w:r>
-              <w:rPr>
-                <w:rFonts w:ascii="Calibri" w:hAnsi="Calibri"/>
-                <w:sz w:val="20"/>
-              </w:rPr>
-              <w:t>42,490</w:t>
-            </w:r>
-          </w:p>
-        </w:tc>
-        <w:tc>
-          <w:tcPr>
-            <w:tcW w:type="dxa" w:w="3324"/>
-            <w:shd w:val="clear" w:color="auto" w:fill="D6EEF9"/>
-          </w:tcPr>
-          <w:p>
-            <w:r>
-              <w:rPr>
-                <w:rFonts w:ascii="Calibri" w:hAnsi="Calibri"/>
-                <w:sz w:val="20"/>
-              </w:rPr>
-              <w:t>6.3%</w:t>
+              <w:t>6.1%</w:t>
             </w:r>
           </w:p>
         </w:tc>
@@ -2883,7 +2937,7 @@
                 <w:rFonts w:ascii="Calibri" w:hAnsi="Calibri"/>
                 <w:sz w:val="20"/>
               </w:rPr>
-              <w:t>25,172</w:t>
+              <w:t>29,466</w:t>
             </w:r>
           </w:p>
         </w:tc>
@@ -2897,7 +2951,7 @@
                 <w:rFonts w:ascii="Calibri" w:hAnsi="Calibri"/>
                 <w:sz w:val="20"/>
               </w:rPr>
-              <w:t>3.7%</w:t>
+              <w:t>3.8%</w:t>
             </w:r>
           </w:p>
         </w:tc>
@@ -2929,7 +2983,7 @@
                 <w:rFonts w:ascii="Calibri" w:hAnsi="Calibri"/>
                 <w:sz w:val="20"/>
               </w:rPr>
-              <w:t>23,653</w:t>
+              <w:t>23,903</w:t>
             </w:r>
           </w:p>
         </w:tc>
@@ -2944,7 +2998,7 @@
                 <w:rFonts w:ascii="Calibri" w:hAnsi="Calibri"/>
                 <w:sz w:val="20"/>
               </w:rPr>
-              <w:t>3.5%</w:t>
+              <w:t>3.0%</w:t>
             </w:r>
           </w:p>
         </w:tc>
@@ -2974,7 +3028,7 @@
                 <w:rFonts w:ascii="Calibri" w:hAnsi="Calibri"/>
                 <w:sz w:val="20"/>
               </w:rPr>
-              <w:t>23,234</w:t>
+              <w:t>23,789</w:t>
             </w:r>
           </w:p>
         </w:tc>
@@ -2988,7 +3042,7 @@
                 <w:rFonts w:ascii="Calibri" w:hAnsi="Calibri"/>
                 <w:sz w:val="20"/>
               </w:rPr>
-              <w:t>3.4%</w:t>
+              <w:t>3.0%</w:t>
             </w:r>
           </w:p>
         </w:tc>
@@ -3020,7 +3074,7 @@
                 <w:rFonts w:ascii="Calibri" w:hAnsi="Calibri"/>
                 <w:sz w:val="20"/>
               </w:rPr>
-              <w:t>17,384</w:t>
+              <w:t>19,257</w:t>
             </w:r>
           </w:p>
         </w:tc>
@@ -3035,7 +3089,7 @@
                 <w:rFonts w:ascii="Calibri" w:hAnsi="Calibri"/>
                 <w:sz w:val="20"/>
               </w:rPr>
-              <w:t>2.6%</w:t>
+              <w:t>2.5%</w:t>
             </w:r>
           </w:p>
         </w:tc>
@@ -3065,7 +3119,7 @@
                 <w:rFonts w:ascii="Calibri" w:hAnsi="Calibri"/>
                 <w:sz w:val="20"/>
               </w:rPr>
-              <w:t>13,908</w:t>
+              <w:t>15,136</w:t>
             </w:r>
           </w:p>
         </w:tc>
@@ -3079,7 +3133,7 @@
                 <w:rFonts w:ascii="Calibri" w:hAnsi="Calibri"/>
                 <w:sz w:val="20"/>
               </w:rPr>
-              <w:t>2.1%</w:t>
+              <w:t>1.9%</w:t>
             </w:r>
           </w:p>
         </w:tc>
@@ -3111,7 +3165,7 @@
                 <w:rFonts w:ascii="Calibri" w:hAnsi="Calibri"/>
                 <w:sz w:val="20"/>
               </w:rPr>
-              <w:t>10,908</w:t>
+              <w:t>12,784</w:t>
             </w:r>
           </w:p>
         </w:tc>
@@ -3156,7 +3210,7 @@
                 <w:rFonts w:ascii="Calibri" w:hAnsi="Calibri"/>
                 <w:sz w:val="20"/>
               </w:rPr>
-              <w:t>9,222</w:t>
+              <w:t>12,166</w:t>
             </w:r>
           </w:p>
         </w:tc>
@@ -3170,7 +3224,7 @@
                 <w:rFonts w:ascii="Calibri" w:hAnsi="Calibri"/>
                 <w:sz w:val="20"/>
               </w:rPr>
-              <w:t>1.4%</w:t>
+              <w:t>1.6%</w:t>
             </w:r>
           </w:p>
         </w:tc>
@@ -3202,7 +3256,7 @@
                 <w:rFonts w:ascii="Calibri" w:hAnsi="Calibri"/>
                 <w:sz w:val="20"/>
               </w:rPr>
-              <w:t>4,606</w:t>
+              <w:t>6,093</w:t>
             </w:r>
           </w:p>
         </w:tc>
@@ -3217,7 +3271,7 @@
                 <w:rFonts w:ascii="Calibri" w:hAnsi="Calibri"/>
                 <w:sz w:val="20"/>
               </w:rPr>
-              <w:t>0.7%</w:t>
+              <w:t>0.8%</w:t>
             </w:r>
           </w:p>
         </w:tc>
@@ -3247,7 +3301,7 @@
                 <w:rFonts w:ascii="Calibri" w:hAnsi="Calibri"/>
                 <w:sz w:val="20"/>
               </w:rPr>
-              <w:t>4,161</w:t>
+              <w:t>4,847</w:t>
             </w:r>
           </w:p>
         </w:tc>
@@ -3293,7 +3347,7 @@
                 <w:rFonts w:ascii="Calibri" w:hAnsi="Calibri"/>
                 <w:sz w:val="20"/>
               </w:rPr>
-              <w:t>2,188</w:t>
+              <w:t>2,488</w:t>
             </w:r>
           </w:p>
         </w:tc>
@@ -3309,6 +3363,50 @@
                 <w:sz w:val="20"/>
               </w:rPr>
               <w:t>0.3%</w:t>
+            </w:r>
+          </w:p>
+        </w:tc>
+      </w:tr>
+      <w:tr>
+        <w:tc>
+          <w:tcPr>
+            <w:tcW w:type="dxa" w:w="3324"/>
+          </w:tcPr>
+          <w:p>
+            <w:r>
+              <w:rPr>
+                <w:rFonts w:ascii="Calibri" w:hAnsi="Calibri"/>
+                <w:sz w:val="20"/>
+              </w:rPr>
+              <w:t>Unclassified — No Description</w:t>
+            </w:r>
+          </w:p>
+        </w:tc>
+        <w:tc>
+          <w:tcPr>
+            <w:tcW w:type="dxa" w:w="3324"/>
+          </w:tcPr>
+          <w:p>
+            <w:r>
+              <w:rPr>
+                <w:rFonts w:ascii="Calibri" w:hAnsi="Calibri"/>
+                <w:sz w:val="20"/>
+              </w:rPr>
+              <w:t>966</w:t>
+            </w:r>
+          </w:p>
+        </w:tc>
+        <w:tc>
+          <w:tcPr>
+            <w:tcW w:type="dxa" w:w="3324"/>
+          </w:tcPr>
+          <w:p>
+            <w:r>
+              <w:rPr>
+                <w:rFonts w:ascii="Calibri" w:hAnsi="Calibri"/>
+                <w:sz w:val="20"/>
+              </w:rPr>
+              <w:t>0.1%</w:t>
             </w:r>
           </w:p>
         </w:tc>
@@ -3334,7 +3432,7 @@
           <w:rFonts w:ascii="Calibri" w:hAnsi="Calibri"/>
           <w:sz w:val="22"/>
         </w:rPr>
-        <w:t>The remaining 106,471 rows (13.6%) are routed to human review — predominantly thin descriptions ("Misc supplies", "Per contract") that cannot legitimately be classified from text alone, plus department-specific codes that have not yet been encoded as rules. These flow into the procurement-staff triage cadence and become new rules over time.</w:t>
+        <w:t>Zero rows remain in the human-review queue. 966 rows (0.1%) carry the explicit "Unclassified — No Description" tag because Description_Best was empty/null, with no FMPS account-code pattern matching either. These are formally classified — just to an honest "no description" category — so downstream consumers can filter on them rather than treat them as silent failures.</w:t>
       </w:r>
     </w:p>
     <w:p>

--- a/outputs/NIGP_Methodology_for_Leadership_JHK3.docx
+++ b/outputs/NIGP_Methodology_for_Leadership_JHK3.docx
@@ -355,7 +355,7 @@
           <w:rFonts w:ascii="Calibri" w:hAnsi="Calibri"/>
           <w:sz w:val="22"/>
         </w:rPr>
-        <w:t>Build a transparent, accuracy-first classification engine that:</w:t>
+        <w:t>Build a transparent, tier-labeled classification engine that:</w:t>
       </w:r>
     </w:p>
     <w:p>
@@ -439,7 +439,7 @@
           <w:rFonts w:ascii="Calibri" w:hAnsi="Calibri"/>
           <w:sz w:val="22"/>
         </w:rPr>
-        <w:t xml:space="preserve">  accuracy over auto-coding. Records the engine cannot classify with confidence are flagged for human review rather than guessed.</w:t>
+        <w:t xml:space="preserve">  transparency over a single "auto-classified" headline. Every row carries an explicit tier-source label, so leadership and auditors can filter by deterministic-rule, account-pattern, or AI-assist tier rather than reading one blended accuracy number.</w:t>
       </w:r>
     </w:p>
     <w:p>
@@ -1525,7 +1525,7 @@
           <w:rFonts w:ascii="Calibri" w:hAnsi="Calibri"/>
           <w:sz w:val="22"/>
         </w:rPr>
-        <w:t>The classifier evaluates each record through a deterministic three-step pipeline. The first rule that fires assigns the classification — subsequent rules don't run for that record. This produces a clean audit trail.</w:t>
+        <w:t>The classifier evaluates each record through a deterministic four-tier pipeline. The first tier that fires assigns the classification — subsequent tiers don't run for that record. This produces a clean audit trail: every classified row carries the exact source that drove the decision.</w:t>
       </w:r>
     </w:p>
     <w:p>
@@ -1539,7 +1539,7 @@
           <w:color w:val="41B6E6"/>
           <w:sz w:val="26"/>
         </w:rPr>
-        <w:t>Step 1 — Keyword rules on description text</w:t>
+        <w:t>Tier 1 — Keyword rules on description text</w:t>
       </w:r>
     </w:p>
     <w:p>
@@ -1551,7 +1551,7 @@
           <w:rFonts w:ascii="Calibri" w:hAnsi="Calibri"/>
           <w:sz w:val="22"/>
         </w:rPr>
-        <w:t>148 hand-curated rules drafted by procurement leadership.</w:t>
+        <w:t>246 hand-curated rules drafted by procurement leadership.</w:t>
       </w:r>
     </w:p>
     <w:p>
@@ -1589,7 +1589,7 @@
           <w:color w:val="41B6E6"/>
           <w:sz w:val="26"/>
         </w:rPr>
-        <w:t>Step 2 — Account-code patterns (only if Step 1 didn't fire)</w:t>
+        <w:t>Tier 2 — Account-code patterns (only if Tier 1 didn't fire)</w:t>
       </w:r>
     </w:p>
     <w:p>
@@ -1627,7 +1627,7 @@
           <w:color w:val="41B6E6"/>
           <w:sz w:val="26"/>
         </w:rPr>
-        <w:t>Step 3 — Human review (only if Steps 1 and 2 didn't fire)</w:t>
+        <w:t>Tier 3 — AI-assist resolver (only if Tiers 1 and 2 didn't fire)</w:t>
       </w:r>
     </w:p>
     <w:p>
@@ -1639,7 +1639,7 @@
           <w:rFonts w:ascii="Calibri" w:hAnsi="Calibri"/>
           <w:sz w:val="22"/>
         </w:rPr>
-        <w:t>Records that don't match any rule are flagged with `Classification_Method = human_review` and `Review_Flag = Yes`.</w:t>
+        <w:t>Looks up Description_Best in the saved 2026-04-30 AI mining output (30,342-row CSV) and applies the model's Business Category and NIGP class.</w:t>
       </w:r>
     </w:p>
     <w:p>
@@ -1651,7 +1651,57 @@
           <w:rFonts w:ascii="Calibri" w:hAnsi="Calibri"/>
           <w:sz w:val="22"/>
         </w:rPr>
-        <w:t>These records enter the procurement-staff triage queue. They are not guessed.</w:t>
+        <w:t>No new API call. The classifier and resolver operate on saved files. The original AI charge of $27 has already been paid; this tier consumes more of the same output.</w:t>
+      </w:r>
+    </w:p>
+    <w:p>
+      <w:pPr>
+        <w:pStyle w:val="ListBullet"/>
+      </w:pPr>
+      <w:r>
+        <w:rPr>
+          <w:rFonts w:ascii="Calibri" w:hAnsi="Calibri"/>
+          <w:sz w:val="22"/>
+        </w:rPr>
+        <w:t>Records are tagged Classification_Method = ai_assist and Classification_Confidence = AI-high / AI-medium / AI-low so leadership and auditors can filter by sub-tier.</w:t>
+      </w:r>
+    </w:p>
+    <w:p>
+      <w:pPr>
+        <w:spacing w:before="200" w:after="40"/>
+      </w:pPr>
+      <w:r>
+        <w:rPr>
+          <w:rFonts w:ascii="Calibri" w:hAnsi="Calibri"/>
+          <w:b/>
+          <w:color w:val="41B6E6"/>
+          <w:sz w:val="26"/>
+        </w:rPr>
+        <w:t>Tier 4 — Unclassified — No Description (only if Tiers 1, 2, 3 didn't fire)</w:t>
+      </w:r>
+    </w:p>
+    <w:p>
+      <w:pPr>
+        <w:pStyle w:val="ListBullet"/>
+      </w:pPr>
+      <w:r>
+        <w:rPr>
+          <w:rFonts w:ascii="Calibri" w:hAnsi="Calibri"/>
+          <w:sz w:val="22"/>
+        </w:rPr>
+        <w:t>Records with no usable description text in any of the four description fields. The data itself is the limitation, not the classifier.</w:t>
+      </w:r>
+    </w:p>
+    <w:p>
+      <w:pPr>
+        <w:pStyle w:val="ListBullet"/>
+      </w:pPr>
+      <w:r>
+        <w:rPr>
+          <w:rFonts w:ascii="Calibri" w:hAnsi="Calibri"/>
+          <w:sz w:val="22"/>
+        </w:rPr>
+        <w:t>Explicitly tagged Business_Category = "Unclassified — No Description" rather than silently dropped. Downstream consumers can filter on this tag.</w:t>
       </w:r>
     </w:p>
     <w:p>
@@ -1965,7 +2015,7 @@
           <w:rFonts w:ascii="Calibri" w:hAnsi="Calibri"/>
           <w:sz w:val="22"/>
         </w:rPr>
-        <w:t xml:space="preserve">  Production runs do not call AI. Once Chicago accepts the harvested rules, the AI dependency is severed.</w:t>
+        <w:t xml:space="preserve">  Production runs do not call AI. The single 2026-04-30 mining run produced a CSV; every downstream consumption is a local file read. No API key, internet access, or per-classification charge is required at runtime.</w:t>
       </w:r>
     </w:p>
     <w:p>
@@ -2007,7 +2057,7 @@
           <w:rFonts w:ascii="Calibri" w:hAnsi="Calibri"/>
           <w:sz w:val="22"/>
         </w:rPr>
-        <w:t xml:space="preserve">  Every AI-mined rule carries provenance metadata — model name, confidence level, source row count, and the model's reasoning.</w:t>
+        <w:t xml:space="preserve">  Every AI-mined rule and every AI-assist resolver assignment carries provenance metadata — model name, confidence level, source row count, and the model's reasoning.</w:t>
       </w:r>
     </w:p>
     <w:p>
@@ -2028,7 +2078,7 @@
           <w:rFonts w:ascii="Calibri" w:hAnsi="Calibri"/>
           <w:sz w:val="22"/>
         </w:rPr>
-        <w:t xml:space="preserve">  Procurement staff can edit, demote, or remove any AI-mined rule. AI rules have no special status — they're evaluated alongside hand-curated rules.</w:t>
+        <w:t xml:space="preserve">  Procurement staff can edit, demote, or remove any AI-mined rule. AI rules have no special status — they're evaluated alongside hand-curated rules. AI-assist resolver assignments can be promoted into the curated rule file at any time.</w:t>
       </w:r>
     </w:p>
     <w:p>
@@ -2049,7 +2099,28 @@
           <w:rFonts w:ascii="Calibri" w:hAnsi="Calibri"/>
           <w:sz w:val="22"/>
         </w:rPr>
-        <w:t xml:space="preserve">  If Chicago later decides to remove all AI-mined content, the file can be deleted and the classifier still operates on hand-curated rules alone.</w:t>
+        <w:t xml:space="preserve">  If Chicago later decides to remove all AI-mined content, both the rule file and the resolver source CSV can be deleted. The classifier still operates on hand-curated rules + account patterns alone — coverage drops, but the system does not break.</w:t>
+      </w:r>
+    </w:p>
+    <w:p>
+      <w:pPr>
+        <w:pStyle w:val="ListBullet"/>
+      </w:pPr>
+      <w:r>
+        <w:rPr>
+          <w:rFonts w:ascii="Calibri" w:hAnsi="Calibri"/>
+          <w:b/>
+          <w:color w:val="002F6C"/>
+          <w:sz w:val="22"/>
+        </w:rPr>
+        <w:t>Confidence-labeled, not laundered.</w:t>
+      </w:r>
+      <w:r>
+        <w:rPr>
+          <w:rFonts w:ascii="Calibri" w:hAnsi="Calibri"/>
+          <w:sz w:val="22"/>
+        </w:rPr>
+        <w:t xml:space="preserve">  AI-assist resolver assignments are tagged AI-high / AI-medium / AI-low in the output file. Leadership and auditors can filter or exclude any confidence tier they choose. The AI tier is not hidden inside a generic "auto-classified" bucket.</w:t>
       </w:r>
     </w:p>
     <w:p>
@@ -3482,7 +3553,7 @@
           <w:rFonts w:ascii="Calibri" w:hAnsi="Calibri"/>
           <w:sz w:val="22"/>
         </w:rPr>
-        <w:t xml:space="preserve">  exact (5-digit Class-Item assignable), broad (3-digit Class only), review (best broader category but flagged), or empty (no match — Grants category).</w:t>
+        <w:t xml:space="preserve">  exact (5-digit Class-Item assignable), broad (3-digit Class only), review (best broader category but flagged), or empty (no match — Grants category, or no description).</w:t>
       </w:r>
     </w:p>
     <w:p>
@@ -3503,7 +3574,7 @@
           <w:rFonts w:ascii="Calibri" w:hAnsi="Calibri"/>
           <w:sz w:val="22"/>
         </w:rPr>
-        <w:t xml:space="preserve">  High / Medium / Low — coarse-grained label.</w:t>
+        <w:t xml:space="preserve">  High / Medium / Low for keyword-rule rows; AI-high / AI-medium / AI-low for resolver-filled rows. The AI- prefix makes the AI tier filterable on every row.</w:t>
       </w:r>
     </w:p>
     <w:p>
@@ -3524,7 +3595,7 @@
           <w:rFonts w:ascii="Calibri" w:hAnsi="Calibri"/>
           <w:sz w:val="22"/>
         </w:rPr>
-        <w:t xml:space="preserve">  0.0 to 1.0 numeric value. Records with score &lt; 0.75 are auto-flagged for review.</w:t>
+        <w:t xml:space="preserve">  0.0 to 1.0 numeric value reflecting the rule or resolver match quality.</w:t>
       </w:r>
     </w:p>
     <w:p>
@@ -3545,7 +3616,19 @@
           <w:rFonts w:ascii="Calibri" w:hAnsi="Calibri"/>
           <w:sz w:val="22"/>
         </w:rPr>
-        <w:t xml:space="preserve">  Records the exact rule pattern that fired and any notes — a complete audit trail end-to-end.</w:t>
+        <w:t xml:space="preserve">  Records the exact rule pattern that fired (or the resolver lookup that filled it) — a complete audit trail end-to-end.</w:t>
+      </w:r>
+    </w:p>
+    <w:p>
+      <w:pPr>
+        <w:spacing w:after="120"/>
+      </w:pPr>
+      <w:r>
+        <w:rPr>
+          <w:rFonts w:ascii="Calibri" w:hAnsi="Calibri"/>
+          <w:sz w:val="22"/>
+        </w:rPr>
+        <w:t>Through 2026-04-30, the classifier flagged any row scoring below 0.75 as Review_Flag = Yes, producing a 17.8% review queue. After the AI-assist resolver was added 2026-05-14, the field is preserved in the schema for backward compatibility and defaults to "No" — every row is mapped, including the 0.1% Unclassified — No Description residue.</w:t>
       </w:r>
     </w:p>
     <w:p>
@@ -3576,7 +3659,7 @@
           <w:color w:val="41B6E6"/>
           <w:sz w:val="26"/>
         </w:rPr>
-        <w:t>Three deliverable files, every batch run</w:t>
+        <w:t>Two primary deliverable files plus one diagnostic, every batch run</w:t>
       </w:r>
     </w:p>
     <w:p>
@@ -3590,14 +3673,14 @@
           <w:color w:val="002F6C"/>
           <w:sz w:val="22"/>
         </w:rPr>
-        <w:t>NIGP_Mapping_JHK3.csv:</w:t>
+        <w:t>outputs/NIGP_Mapping_JHK3.csv:</w:t>
       </w:r>
       <w:r>
         <w:rPr>
           <w:rFonts w:ascii="Calibri" w:hAnsi="Calibri"/>
           <w:sz w:val="22"/>
         </w:rPr>
-        <w:t xml:space="preserve">  Every record with its full classification.</w:t>
+        <w:t xml:space="preserve">  Every record with its full classification, post-resolver. 100% mapped.</w:t>
       </w:r>
     </w:p>
     <w:p>
@@ -3611,14 +3694,14 @@
           <w:color w:val="002F6C"/>
           <w:sz w:val="22"/>
         </w:rPr>
-        <w:t>NIGP_Mapping_Review_Queue_JHK3.csv:</w:t>
+        <w:t>outputs/NIGP_Mapping_Review_Queue_JHK3.csv:</w:t>
       </w:r>
       <w:r>
         <w:rPr>
           <w:rFonts w:ascii="Calibri" w:hAnsi="Calibri"/>
           <w:sz w:val="22"/>
         </w:rPr>
-        <w:t xml:space="preserve">  Review-flagged subset for staff triage.</w:t>
+        <w:t xml:space="preserve">  Subset of Review_Flag = Yes rows. 0 rows since the 2026-05-14 resolver pass; retained in schema for forward compatibility.</w:t>
       </w:r>
     </w:p>
     <w:p>
@@ -3632,7 +3715,7 @@
           <w:color w:val="002F6C"/>
           <w:sz w:val="22"/>
         </w:rPr>
-        <w:t>classifier_coverage_report_JHK3.csv:</w:t>
+        <w:t>data/processed/classifier_coverage_report_JHK3.csv:</w:t>
       </w:r>
       <w:r>
         <w:rPr>
@@ -3807,7 +3890,7 @@
           <w:rFonts w:ascii="Calibri" w:hAnsi="Calibri"/>
           <w:sz w:val="22"/>
         </w:rPr>
-        <w:t xml:space="preserve">  Thin descriptions ("Misc supplies") cannot be classified from text alone and are correctly routed to human review rather than guessed.</w:t>
+        <w:t xml:space="preserve">  Thin but non-empty descriptions ("Misc supplies", "Per contract") that recurred in the source file received an AI proposal during the 2026-04-30 mining run and are now resolved at Tier 3 with an explicit AI-low or AI-medium tag — auditors can filter on that tag where accuracy concerns warrant it. Rows with no usable description across any of the four description fields are tagged "Unclassified — No Description" (Tier 4) rather than being assigned a category.</w:t>
       </w:r>
     </w:p>
     <w:p>
@@ -3887,7 +3970,7 @@
           <w:rFonts w:ascii="Calibri" w:hAnsi="Calibri"/>
           <w:sz w:val="22"/>
         </w:rPr>
-        <w:t xml:space="preserve">  Designate a procurement analyst as owner of `keyword_rules_DRAFT_JHK3.csv`. New rules added as new commodity types appear; outdated rules retired.</w:t>
+        <w:t xml:space="preserve">  Designate a procurement analyst as owner of `keyword_rules_DRAFT_JHK3.csv`. New rules added as new commodity types appear; outdated rules retired. Curated-rule count has grown from 148 (2026-04-30) to 246 (2026-05-14) on this principle.</w:t>
       </w:r>
     </w:p>
     <w:p>
@@ -3901,14 +3984,14 @@
           <w:color w:val="002F6C"/>
           <w:sz w:val="22"/>
         </w:rPr>
-        <w:t>Review queue triage cadence.</w:t>
+        <w:t>AI-assist tier audit cadence.</w:t>
       </w:r>
       <w:r>
         <w:rPr>
           <w:rFonts w:ascii="Calibri" w:hAnsi="Calibri"/>
           <w:sz w:val="22"/>
         </w:rPr>
-        <w:t xml:space="preserve">  Triage review-flagged subset on a monthly or quarterly cadence. Triaged decisions become new rules — the queue shrinks over time.</w:t>
+        <w:t xml:space="preserve">  With zero rows in the terminal review queue, staff time redirects to confidence-tier auditing. On a monthly or quarterly cadence, sample rows where Classification_Method = ai_assist and Classification_Confidence = AI-medium / AI-low. For descriptions that recur in volume and the AI tier got right, promote the pattern into the curated rule file (Tier 1). This is the new mechanism by which the rule base grows and Tier 3 shrinks over time.</w:t>
       </w:r>
     </w:p>
     <w:p>
@@ -3964,14 +4047,14 @@
           <w:color w:val="002F6C"/>
           <w:sz w:val="22"/>
         </w:rPr>
-        <w:t>Annual independent audit benchmark.</w:t>
+        <w:t>Annual stratified audit benchmark.</w:t>
       </w:r>
       <w:r>
         <w:rPr>
           <w:rFonts w:ascii="Calibri" w:hAnsi="Calibri"/>
           <w:sz w:val="22"/>
         </w:rPr>
-        <w:t xml:space="preserve">  Once a year, sample 100 classified rows at random; have a procurement analyst classify them blind. Track agreement rate over time.</w:t>
+        <w:t xml:space="preserve">  Once a year, sample 100 classified rows at random; have a procurement analyst classify them blind. Stratify the sample across tiers (e.g., 25 keyword-rule, 25 account-pattern, 25 AI-medium, 25 AI-low) so the audit reads agreement separately by tier.</w:t>
       </w:r>
     </w:p>
     <w:p>

--- a/outputs/NIGP_Methodology_for_Leadership_JHK3.docx
+++ b/outputs/NIGP_Methodology_for_Leadership_JHK3.docx
@@ -263,7 +263,7 @@
           <w:rFonts w:ascii="Calibri" w:hAnsi="Calibri"/>
           <w:sz w:val="22"/>
         </w:rPr>
-        <w:t xml:space="preserve">  Chicago now owns its own classification. The earlier EY consulting deliverable is a useful raw data source, but its NIGP labels are EY's work product — not Chicago's authoritative judgment.</w:t>
+        <w:t xml:space="preserve">  Chicago now owns its own classification. The earlier prior consulting deliverable is a useful raw data source, but its NIGP labels are a prior consultant's work product — not Chicago's authoritative judgment.</w:t>
       </w:r>
     </w:p>
     <w:p>
@@ -512,7 +512,7 @@
           <w:rFonts w:ascii="Calibri" w:hAnsi="Calibri"/>
           <w:sz w:val="22"/>
         </w:rPr>
-        <w:t xml:space="preserve">  EY raw data extract (`ey raw data.xlsx`, 326 MB).</w:t>
+        <w:t xml:space="preserve">  raw source dataset extract (`raw_source_data.xlsx`, 326 MB).</w:t>
       </w:r>
     </w:p>
     <w:p>
@@ -568,14 +568,14 @@
           <w:color w:val="002F6C"/>
           <w:sz w:val="22"/>
         </w:rPr>
-        <w:t>EY-supplied labels:</w:t>
+        <w:t>prior-supplied labels:</w:t>
       </w:r>
       <w:r>
         <w:rPr>
           <w:rFonts w:ascii="Calibri" w:hAnsi="Calibri"/>
           <w:sz w:val="22"/>
         </w:rPr>
-        <w:t xml:space="preserve">  EY's prior NIGP classification (~30% of rows). The classifier does NOT use these labels — Chicago is building its own.</w:t>
+        <w:t xml:space="preserve">  the prior NIGP classification (~30% of rows). The classifier does NOT use these labels — Chicago is building its own.</w:t>
       </w:r>
     </w:p>
     <w:p>
@@ -1305,7 +1305,7 @@
           <w:rFonts w:ascii="Calibri" w:hAnsi="Calibri"/>
           <w:sz w:val="22"/>
         </w:rPr>
-        <w:t>Each Business Category maps to one or more NIGP 3-digit Classes (138 distinct classes appear in the EY data).</w:t>
+        <w:t>Each Business Category maps to one or more NIGP 3-digit Classes (138 distinct classes appear in the source data).</w:t>
       </w:r>
     </w:p>
     <w:p>
@@ -1489,14 +1489,14 @@
           <w:color w:val="002F6C"/>
           <w:sz w:val="22"/>
         </w:rPr>
-        <w:t>EY-supplied NIGP codes:</w:t>
+        <w:t>prior-supplied NIGP codes:</w:t>
       </w:r>
       <w:r>
         <w:rPr>
           <w:rFonts w:ascii="Calibri" w:hAnsi="Calibri"/>
           <w:sz w:val="22"/>
         </w:rPr>
-        <w:t xml:space="preserve">  These represent EY's prior classification work, not Chicago's authoritative judgment. Chicago is independently classifying every record from description text.</w:t>
+        <w:t xml:space="preserve">  These represent the prior consultant's classification work, not Chicago's authoritative judgment. Chicago is independently classifying every record from description text.</w:t>
       </w:r>
     </w:p>
     <w:p>
@@ -1861,7 +1861,7 @@
           <w:rFonts w:ascii="Calibri" w:hAnsi="Calibri"/>
           <w:sz w:val="22"/>
         </w:rPr>
-        <w:t xml:space="preserve">  Description text plus a system prompt listing the 17 Business Categories and 138 NIGP classes. Vendor name, EY codes, and Chicago account codes were NOT passed to the AI.</w:t>
+        <w:t xml:space="preserve">  Description text plus a system prompt listing the 17 Business Categories and 138 NIGP classes. Vendor name, prior-supplied codes, and Chicago account codes were NOT passed to the AI.</w:t>
       </w:r>
     </w:p>
     <w:p>
@@ -2149,7 +2149,7 @@
           <w:rFonts w:ascii="Calibri" w:hAnsi="Calibri"/>
           <w:sz w:val="22"/>
         </w:rPr>
-        <w:t>The classifier was run end-to-end against all 784,556 rows of the EY file, followed by a post-classifier resolver pass that merges the one-time AI mining output into any rows no keyword rule matched. Result: 100% of rows mapped, 0 rows in review queue.</w:t>
+        <w:t>The classifier was run end-to-end against all 784,556 rows of the source file, followed by a post-classifier resolver pass that merges the one-time AI mining output into any rows no keyword rule matched. Result: 100% of rows mapped, 0 rows in review queue.</w:t>
       </w:r>
     </w:p>
     <w:p>
@@ -3827,7 +3827,7 @@
           <w:rFonts w:ascii="Calibri" w:hAnsi="Calibri"/>
           <w:sz w:val="22"/>
         </w:rPr>
-        <w:t xml:space="preserve">  Taxonomy was derived from one consulting deliverable. New extracts may reveal commodity types not represented in the EY file.</w:t>
+        <w:t xml:space="preserve">  Taxonomy was derived from one consulting deliverable. New extracts may reveal commodity types not represented in the source file.</w:t>
       </w:r>
     </w:p>
     <w:p>
@@ -3911,7 +3911,7 @@
           <w:rFonts w:ascii="Calibri" w:hAnsi="Calibri"/>
           <w:sz w:val="22"/>
         </w:rPr>
-        <w:t xml:space="preserve">  The 138 NIGP classes derived from the EY file are a subset of the full ~9,000-code NIGP standard. Future work should consider licensing the full catalog from Periscope Holdings.</w:t>
+        <w:t xml:space="preserve">  The 138 NIGP classes derived from the source file are a subset of the full ~9,000-code NIGP standard. Future work should consider licensing the full catalog from Periscope Holdings.</w:t>
       </w:r>
     </w:p>
     <w:p>
@@ -4397,7 +4397,7 @@
                 <w:rFonts w:ascii="Calibri" w:hAnsi="Calibri"/>
                 <w:sz w:val="20"/>
               </w:rPr>
-              <w:t>Classifier inputs: description text + Chicago FMPS account/object/fund codes only. Vendor and EY-supplied NIGP codes are NOT inputs.</w:t>
+              <w:t>Classifier inputs: description text + Chicago FMPS account/object/fund codes only. Vendor and prior-supplied NIGP codes are NOT inputs.</w:t>
             </w:r>
           </w:p>
         </w:tc>
@@ -4412,7 +4412,7 @@
                 <w:rFonts w:ascii="Calibri" w:hAnsi="Calibri"/>
                 <w:sz w:val="20"/>
               </w:rPr>
-              <w:t>Chicago must own its own classification; vendor isn't a reliable signal; EY codes are another consultant's work product.</w:t>
+              <w:t>Chicago must own its own classification; vendor isn't a reliable signal; prior-supplied codes are another consultant's work product.</w:t>
             </w:r>
           </w:p>
         </w:tc>
